--- a/src/content/bios/Ricupero-R 2013.docx
+++ b/src/content/bios/Ricupero-R 2013.docx
@@ -1,6 +1,6 @@
 
 <file path=word/document.xml><?xml version="1.0" encoding="utf-8"?>
-<w:document xmlns:wpc="http://schemas.microsoft.com/office/word/2010/wordprocessingCanvas" xmlns:cx="http://schemas.microsoft.com/office/drawing/2014/chartex" xmlns:cx1="http://schemas.microsoft.com/office/drawing/2015/9/8/chartex" xmlns:cx2="http://schemas.microsoft.com/office/drawing/2015/10/21/chartex" xmlns:cx3="http://schemas.microsoft.com/office/drawing/2016/5/9/chartex" xmlns:cx4="http://schemas.microsoft.com/office/drawing/2016/5/10/chartex" xmlns:cx5="http://schemas.microsoft.com/office/drawing/2016/5/11/chartex" xmlns:cx6="http://schemas.microsoft.com/office/drawing/2016/5/12/chartex" xmlns:cx7="http://schemas.microsoft.com/office/drawing/2016/5/13/chartex" xmlns:cx8="http://schemas.microsoft.com/office/drawing/2016/5/14/chartex" xmlns:mc="http://schemas.openxmlformats.org/markup-compatibility/2006" xmlns:aink="http://schemas.microsoft.com/office/drawing/2016/ink" xmlns:am3d="http://schemas.microsoft.com/office/drawing/2017/model3d" xmlns:o="urn:schemas-microsoft-com:office:office" xmlns:oel="http://schemas.microsoft.com/office/2019/extlst" xmlns:r="http://schemas.openxmlformats.org/officeDocument/2006/relationships" xmlns:m="http://schemas.openxmlformats.org/officeDocument/2006/math" xmlns:v="urn:schemas-microsoft-com:vml" xmlns:wp14="http://schemas.microsoft.com/office/word/2010/wordprocessingDrawing" xmlns:wp="http://schemas.openxmlformats.org/drawingml/2006/wordprocessingDrawing" xmlns:w10="urn:schemas-microsoft-com:office:word" xmlns:w="http://schemas.openxmlformats.org/wordprocessingml/2006/main" xmlns:w14="http://schemas.microsoft.com/office/word/2010/wordml" xmlns:w15="http://schemas.microsoft.com/office/word/2012/wordml" xmlns:w16cex="http://schemas.microsoft.com/office/word/2018/wordml/cex" xmlns:w16cid="http://schemas.microsoft.com/office/word/2016/wordml/cid" xmlns:w16="http://schemas.microsoft.com/office/word/2018/wordml" xmlns:w16du="http://schemas.microsoft.com/office/word/2023/wordml/word16du" xmlns:w16sdtdh="http://schemas.microsoft.com/office/word/2020/wordml/sdtdatahash" xmlns:w16sdtfl="http://schemas.microsoft.com/office/word/2024/wordml/sdtformatlock" xmlns:w16se="http://schemas.microsoft.com/office/word/2015/wordml/symex" xmlns:wpg="http://schemas.microsoft.com/office/word/2010/wordprocessingGroup" xmlns:wpi="http://schemas.microsoft.com/office/word/2010/wordprocessingInk" xmlns:wne="http://schemas.microsoft.com/office/word/2006/wordml" xmlns:wps="http://schemas.microsoft.com/office/word/2010/wordprocessingShape" mc:Ignorable="w14 w15 w16se w16cid w16 w16cex w16sdtdh w16sdtfl w16du wp14">
+<w:document xmlns:wpc="http://schemas.microsoft.com/office/word/2010/wordprocessingCanvas" xmlns:cx="http://schemas.microsoft.com/office/drawing/2014/chartex" xmlns:cx1="http://schemas.microsoft.com/office/drawing/2015/9/8/chartex" xmlns:cx2="http://schemas.microsoft.com/office/drawing/2015/10/21/chartex" xmlns:cx3="http://schemas.microsoft.com/office/drawing/2016/5/9/chartex" xmlns:cx4="http://schemas.microsoft.com/office/drawing/2016/5/10/chartex" xmlns:cx5="http://schemas.microsoft.com/office/drawing/2016/5/11/chartex" xmlns:cx6="http://schemas.microsoft.com/office/drawing/2016/5/12/chartex" xmlns:cx7="http://schemas.microsoft.com/office/drawing/2016/5/13/chartex" xmlns:cx8="http://schemas.microsoft.com/office/drawing/2016/5/14/chartex" xmlns:mc="http://schemas.openxmlformats.org/markup-compatibility/2006" xmlns:m="http://schemas.openxmlformats.org/officeDocument/2006/math" xmlns:aink="http://schemas.microsoft.com/office/drawing/2016/ink" xmlns:am3d="http://schemas.microsoft.com/office/drawing/2017/model3d" xmlns:oel="http://schemas.microsoft.com/office/2019/extlst" xmlns:r="http://schemas.openxmlformats.org/officeDocument/2006/relationships" xmlns:wp14="http://schemas.microsoft.com/office/word/2010/wordprocessingDrawing" xmlns:wp="http://schemas.openxmlformats.org/drawingml/2006/wordprocessingDrawing" xmlns:wpg="http://schemas.microsoft.com/office/word/2010/wordprocessingGroup" xmlns:wpi="http://schemas.microsoft.com/office/word/2010/wordprocessingInk" xmlns:wps="http://schemas.microsoft.com/office/word/2010/wordprocessingShape" xmlns:o="urn:schemas-microsoft-com:office:office" xmlns:v="urn:schemas-microsoft-com:vml" xmlns:w10="urn:schemas-microsoft-com:office:word" xmlns:w="http://schemas.openxmlformats.org/wordprocessingml/2006/main" xmlns:w14="http://schemas.microsoft.com/office/word/2010/wordml" xmlns:w15="http://schemas.microsoft.com/office/word/2012/wordml" xmlns:w16cei="http://schemas.microsoft.com/office/word/2026/wordml/cei" xmlns:w16cex="http://schemas.microsoft.com/office/word/2018/wordml/cex" xmlns:w16cid="http://schemas.microsoft.com/office/word/2016/wordml/cid" xmlns:w16="http://schemas.microsoft.com/office/word/2018/wordml" xmlns:w16sdtdh="http://schemas.microsoft.com/office/word/2020/wordml/sdtdatahash" xmlns:w16sdtfl="http://schemas.microsoft.com/office/word/2024/wordml/sdtformatlock" xmlns:w16se="http://schemas.microsoft.com/office/word/2015/wordml/symex" xmlns:w16du="http://schemas.microsoft.com/office/word/2023/wordml/word16du" xmlns:wne="http://schemas.microsoft.com/office/word/2006/wordml" mc:Ignorable="w14 w15 w16se w16cid w16 w16cex w16sdtdh w16sdtfl w16du wp14">
   <w:body>
     <w:p>
       <w:pPr>
@@ -302,16 +302,15 @@
       <w:r>
         <w:rPr>
           <w:rFonts w:ascii="Times New Roman" w:hAnsi="Times New Roman" w:cs="Times New Roman"/>
-          <w:noProof/>
-          <w:sz w:val="24"/>
-          <w:szCs w:val="24"/>
-          <w:lang w:val="en-US" w:eastAsia="nl-NL"/>
+          <w:sz w:val="24"/>
+          <w:szCs w:val="24"/>
+          <w:lang w:val="en-GB"/>
         </w:rPr>
         <w:drawing>
-          <wp:inline distT="0" distB="0" distL="0" distR="0" wp14:anchorId="5C28EC35" wp14:editId="28FA8658">
-            <wp:extent cx="2161836" cy="2516864"/>
-            <wp:effectExtent l="0" t="0" r="0" b="0"/>
-            <wp:docPr id="2" name="Imagem 2" descr="http://4.bp.blogspot.com/_vHfhEO08cCE/R01fzxdp2mI/AAAAAAAAELM/DAEWC3ACepM/s200/Rubens+Ricupero.jpg"/>
+          <wp:inline distT="0" distB="0" distL="0" distR="0" wp14:anchorId="3029D9D1" wp14:editId="21B5F37B">
+            <wp:extent cx="2235942" cy="2371948"/>
+            <wp:effectExtent l="0" t="0" r="0" b="3175"/>
+            <wp:docPr id="1115438169" name="Afbeelding 1"/>
             <wp:cNvGraphicFramePr>
               <a:graphicFrameLocks xmlns:a="http://schemas.openxmlformats.org/drawingml/2006/main" noChangeAspect="1"/>
             </wp:cNvGraphicFramePr>
@@ -319,36 +318,23 @@
               <a:graphicData uri="http://schemas.openxmlformats.org/drawingml/2006/picture">
                 <pic:pic xmlns:pic="http://schemas.openxmlformats.org/drawingml/2006/picture">
                   <pic:nvPicPr>
-                    <pic:cNvPr id="0" name="Picture 1" descr="http://4.bp.blogspot.com/_vHfhEO08cCE/R01fzxdp2mI/AAAAAAAAELM/DAEWC3ACepM/s200/Rubens+Ricupero.jpg"/>
-                    <pic:cNvPicPr>
-                      <a:picLocks noChangeAspect="1" noChangeArrowheads="1"/>
-                    </pic:cNvPicPr>
+                    <pic:cNvPr id="1115438169" name=""/>
+                    <pic:cNvPicPr/>
                   </pic:nvPicPr>
                   <pic:blipFill>
-                    <a:blip r:embed="rId8" cstate="print">
-                      <a:extLst>
-                        <a:ext uri="{28A0092B-C50C-407E-A947-70E740481C1C}">
-                          <a14:useLocalDpi xmlns:a14="http://schemas.microsoft.com/office/drawing/2010/main" val="0"/>
-                        </a:ext>
-                      </a:extLst>
-                    </a:blip>
-                    <a:srcRect/>
+                    <a:blip r:embed="rId8"/>
                     <a:stretch>
                       <a:fillRect/>
                     </a:stretch>
                   </pic:blipFill>
-                  <pic:spPr bwMode="auto">
+                  <pic:spPr>
                     <a:xfrm>
                       <a:off x="0" y="0"/>
-                      <a:ext cx="2162149" cy="2517228"/>
+                      <a:ext cx="2240660" cy="2376953"/>
                     </a:xfrm>
                     <a:prstGeom prst="rect">
                       <a:avLst/>
                     </a:prstGeom>
-                    <a:noFill/>
-                    <a:ln>
-                      <a:noFill/>
-                    </a:ln>
                   </pic:spPr>
                 </pic:pic>
               </a:graphicData>
@@ -393,21 +379,69 @@
           <w:szCs w:val="24"/>
           <w:lang w:val="en-GB"/>
         </w:rPr>
-        <w:t xml:space="preserve">: </w:t>
-      </w:r>
-      <w:hyperlink r:id="rId9" w:history="1">
-        <w:r>
-          <w:rPr>
-            <w:rStyle w:val="Hyperlink"/>
-            <w:rFonts w:ascii="Times New Roman" w:hAnsi="Times New Roman" w:cs="Times New Roman"/>
-            <w:sz w:val="24"/>
-            <w:szCs w:val="24"/>
-            <w:u w:val="none"/>
-            <w:lang w:val="en-GB"/>
-          </w:rPr>
-          <w:t>www.rubensricupero.com</w:t>
-        </w:r>
-      </w:hyperlink>
+        <w:t>:</w:t>
+      </w:r>
+      <w:r>
+        <w:t xml:space="preserve"> </w:t>
+      </w:r>
+      <w:r>
+        <w:rPr>
+          <w:rFonts w:ascii="Times New Roman" w:hAnsi="Times New Roman" w:cs="Times New Roman"/>
+          <w:sz w:val="24"/>
+          <w:szCs w:val="24"/>
+          <w:lang w:val="en-GB"/>
+        </w:rPr>
+        <w:t xml:space="preserve">Ricupero, 23 May 2011, </w:t>
+      </w:r>
+      <w:proofErr w:type="spellStart"/>
+      <w:r>
+        <w:rPr>
+          <w:rFonts w:ascii="Times New Roman" w:hAnsi="Times New Roman" w:cs="Times New Roman"/>
+          <w:sz w:val="24"/>
+          <w:szCs w:val="24"/>
+          <w:lang w:val="en-GB"/>
+        </w:rPr>
+        <w:t>Agência</w:t>
+      </w:r>
+      <w:proofErr w:type="spellEnd"/>
+      <w:r>
+        <w:rPr>
+          <w:rFonts w:ascii="Times New Roman" w:hAnsi="Times New Roman" w:cs="Times New Roman"/>
+          <w:sz w:val="24"/>
+          <w:szCs w:val="24"/>
+          <w:lang w:val="en-GB"/>
+        </w:rPr>
+        <w:t xml:space="preserve"> </w:t>
+      </w:r>
+      <w:proofErr w:type="spellStart"/>
+      <w:r>
+        <w:rPr>
+          <w:rFonts w:ascii="Times New Roman" w:hAnsi="Times New Roman" w:cs="Times New Roman"/>
+          <w:sz w:val="24"/>
+          <w:szCs w:val="24"/>
+          <w:lang w:val="en-GB"/>
+        </w:rPr>
+        <w:t>Senado</w:t>
+      </w:r>
+      <w:proofErr w:type="spellEnd"/>
+      <w:r>
+        <w:rPr>
+          <w:rFonts w:ascii="Times New Roman" w:hAnsi="Times New Roman" w:cs="Times New Roman"/>
+          <w:sz w:val="24"/>
+          <w:szCs w:val="24"/>
+          <w:lang w:val="en-GB"/>
+        </w:rPr>
+        <w:t>, photographer Jonas Pereira</w:t>
+      </w:r>
+      <w:r>
+        <w:rPr>
+          <w:rFonts w:ascii="Times New Roman" w:hAnsi="Times New Roman" w:cs="Times New Roman"/>
+          <w:sz w:val="24"/>
+          <w:szCs w:val="24"/>
+          <w:lang w:val="en-GB"/>
+        </w:rPr>
+        <w:t xml:space="preserve"> </w:t>
+      </w:r>
     </w:p>
     <w:p>
       <w:pPr>
@@ -458,7 +492,7 @@
         </w:rPr>
         <w:t xml:space="preserve">on YouTube: </w:t>
       </w:r>
-      <w:hyperlink r:id="rId10" w:history="1">
+      <w:hyperlink r:id="rId9" w:history="1">
         <w:r>
           <w:rPr>
             <w:rStyle w:val="Hyperlink"/>
@@ -1975,7 +2009,34 @@
           <w:szCs w:val="24"/>
           <w:lang w:val="en-GB"/>
         </w:rPr>
-        <w:t xml:space="preserve"> members of </w:t>
+        <w:t xml:space="preserve"> members of the youth wing of the Brazilian Catholic Action </w:t>
+      </w:r>
+      <w:r>
+        <w:rPr>
+          <w:rFonts w:ascii="Times New Roman" w:hAnsi="Times New Roman" w:cs="Times New Roman"/>
+          <w:sz w:val="24"/>
+          <w:szCs w:val="24"/>
+          <w:lang w:val="en-GB"/>
+        </w:rPr>
+        <w:t xml:space="preserve">at his university </w:t>
+      </w:r>
+      <w:r>
+        <w:rPr>
+          <w:rFonts w:ascii="Times New Roman" w:hAnsi="Times New Roman" w:cs="Times New Roman"/>
+          <w:sz w:val="24"/>
+          <w:szCs w:val="24"/>
+          <w:lang w:val="en-GB"/>
+        </w:rPr>
+        <w:t xml:space="preserve">who were </w:t>
+      </w:r>
+      <w:r>
+        <w:rPr>
+          <w:rFonts w:ascii="Times New Roman" w:hAnsi="Times New Roman" w:cs="Times New Roman"/>
+          <w:sz w:val="24"/>
+          <w:szCs w:val="24"/>
+          <w:lang w:val="en-GB"/>
+        </w:rPr>
+        <w:t xml:space="preserve">under the influence </w:t>
       </w:r>
       <w:r>
         <w:rPr>
@@ -1985,34 +2046,7 @@
           <w:lang w:val="en-GB"/>
         </w:rPr>
         <w:lastRenderedPageBreak/>
-        <w:t xml:space="preserve">the youth wing of the Brazilian Catholic Action </w:t>
-      </w:r>
-      <w:r>
-        <w:rPr>
-          <w:rFonts w:ascii="Times New Roman" w:hAnsi="Times New Roman" w:cs="Times New Roman"/>
-          <w:sz w:val="24"/>
-          <w:szCs w:val="24"/>
-          <w:lang w:val="en-GB"/>
-        </w:rPr>
-        <w:t xml:space="preserve">at his university </w:t>
-      </w:r>
-      <w:r>
-        <w:rPr>
-          <w:rFonts w:ascii="Times New Roman" w:hAnsi="Times New Roman" w:cs="Times New Roman"/>
-          <w:sz w:val="24"/>
-          <w:szCs w:val="24"/>
-          <w:lang w:val="en-GB"/>
-        </w:rPr>
-        <w:t xml:space="preserve">who were </w:t>
-      </w:r>
-      <w:r>
-        <w:rPr>
-          <w:rFonts w:ascii="Times New Roman" w:hAnsi="Times New Roman" w:cs="Times New Roman"/>
-          <w:sz w:val="24"/>
-          <w:szCs w:val="24"/>
-          <w:lang w:val="en-GB"/>
-        </w:rPr>
-        <w:t>under the influence of</w:t>
+        <w:t>of</w:t>
       </w:r>
       <w:r>
         <w:rPr>
@@ -12069,7 +12103,7 @@
         </w:rPr>
         <w:t xml:space="preserve"> </w:t>
       </w:r>
-      <w:hyperlink r:id="rId11" w:history="1">
+      <w:hyperlink r:id="rId10" w:history="1">
         <w:r>
           <w:rPr>
             <w:rStyle w:val="Hyperlink"/>
@@ -12908,7 +12942,7 @@
         </w:rPr>
         <w:t xml:space="preserve">, available at </w:t>
       </w:r>
-      <w:hyperlink r:id="rId12" w:history="1">
+      <w:hyperlink r:id="rId11" w:history="1">
         <w:r>
           <w:rPr>
             <w:rStyle w:val="Hyperlink"/>
@@ -13451,7 +13485,7 @@
         </w:rPr>
         <w:t xml:space="preserve">Eisenberg, </w:t>
       </w:r>
-      <w:hyperlink r:id="rId13" w:history="1">
+      <w:hyperlink r:id="rId12" w:history="1">
         <w:r>
           <w:rPr>
             <w:rStyle w:val="Hyperlink"/>
@@ -13527,9 +13561,9 @@
       </w:pPr>
     </w:p>
     <w:sectPr>
-      <w:headerReference w:type="even" r:id="rId14"/>
-      <w:headerReference w:type="default" r:id="rId15"/>
-      <w:footerReference w:type="default" r:id="rId16"/>
+      <w:headerReference w:type="even" r:id="rId13"/>
+      <w:headerReference w:type="default" r:id="rId14"/>
+      <w:footerReference w:type="default" r:id="rId15"/>
       <w:pgSz w:w="11906" w:h="16838"/>
       <w:pgMar w:top="1418" w:right="1418" w:bottom="1418" w:left="1418" w:header="709" w:footer="709" w:gutter="0"/>
       <w:cols w:space="720"/>
@@ -13540,7 +13574,7 @@
 </file>
 
 <file path=word/endnotes.xml><?xml version="1.0" encoding="utf-8"?>
-<w:endnotes xmlns:wpc="http://schemas.microsoft.com/office/word/2010/wordprocessingCanvas" xmlns:cx="http://schemas.microsoft.com/office/drawing/2014/chartex" xmlns:cx1="http://schemas.microsoft.com/office/drawing/2015/9/8/chartex" xmlns:cx2="http://schemas.microsoft.com/office/drawing/2015/10/21/chartex" xmlns:cx3="http://schemas.microsoft.com/office/drawing/2016/5/9/chartex" xmlns:cx4="http://schemas.microsoft.com/office/drawing/2016/5/10/chartex" xmlns:cx5="http://schemas.microsoft.com/office/drawing/2016/5/11/chartex" xmlns:cx6="http://schemas.microsoft.com/office/drawing/2016/5/12/chartex" xmlns:cx7="http://schemas.microsoft.com/office/drawing/2016/5/13/chartex" xmlns:cx8="http://schemas.microsoft.com/office/drawing/2016/5/14/chartex" xmlns:mc="http://schemas.openxmlformats.org/markup-compatibility/2006" xmlns:aink="http://schemas.microsoft.com/office/drawing/2016/ink" xmlns:am3d="http://schemas.microsoft.com/office/drawing/2017/model3d" xmlns:o="urn:schemas-microsoft-com:office:office" xmlns:oel="http://schemas.microsoft.com/office/2019/extlst" xmlns:r="http://schemas.openxmlformats.org/officeDocument/2006/relationships" xmlns:m="http://schemas.openxmlformats.org/officeDocument/2006/math" xmlns:v="urn:schemas-microsoft-com:vml" xmlns:wp14="http://schemas.microsoft.com/office/word/2010/wordprocessingDrawing" xmlns:wp="http://schemas.openxmlformats.org/drawingml/2006/wordprocessingDrawing" xmlns:w10="urn:schemas-microsoft-com:office:word" xmlns:w="http://schemas.openxmlformats.org/wordprocessingml/2006/main" xmlns:w14="http://schemas.microsoft.com/office/word/2010/wordml" xmlns:w15="http://schemas.microsoft.com/office/word/2012/wordml" xmlns:w16cex="http://schemas.microsoft.com/office/word/2018/wordml/cex" xmlns:w16cid="http://schemas.microsoft.com/office/word/2016/wordml/cid" xmlns:w16="http://schemas.microsoft.com/office/word/2018/wordml" xmlns:w16du="http://schemas.microsoft.com/office/word/2023/wordml/word16du" xmlns:w16sdtdh="http://schemas.microsoft.com/office/word/2020/wordml/sdtdatahash" xmlns:w16sdtfl="http://schemas.microsoft.com/office/word/2024/wordml/sdtformatlock" xmlns:w16se="http://schemas.microsoft.com/office/word/2015/wordml/symex" xmlns:wpg="http://schemas.microsoft.com/office/word/2010/wordprocessingGroup" xmlns:wpi="http://schemas.microsoft.com/office/word/2010/wordprocessingInk" xmlns:wne="http://schemas.microsoft.com/office/word/2006/wordml" xmlns:wps="http://schemas.microsoft.com/office/word/2010/wordprocessingShape" mc:Ignorable="w14 w15 w16se w16cid w16 w16cex w16sdtdh w16sdtfl w16du wp14">
+<w:endnotes xmlns:wpc="http://schemas.microsoft.com/office/word/2010/wordprocessingCanvas" xmlns:cx="http://schemas.microsoft.com/office/drawing/2014/chartex" xmlns:cx1="http://schemas.microsoft.com/office/drawing/2015/9/8/chartex" xmlns:cx2="http://schemas.microsoft.com/office/drawing/2015/10/21/chartex" xmlns:cx3="http://schemas.microsoft.com/office/drawing/2016/5/9/chartex" xmlns:cx4="http://schemas.microsoft.com/office/drawing/2016/5/10/chartex" xmlns:cx5="http://schemas.microsoft.com/office/drawing/2016/5/11/chartex" xmlns:cx6="http://schemas.microsoft.com/office/drawing/2016/5/12/chartex" xmlns:cx7="http://schemas.microsoft.com/office/drawing/2016/5/13/chartex" xmlns:cx8="http://schemas.microsoft.com/office/drawing/2016/5/14/chartex" xmlns:mc="http://schemas.openxmlformats.org/markup-compatibility/2006" xmlns:m="http://schemas.openxmlformats.org/officeDocument/2006/math" xmlns:aink="http://schemas.microsoft.com/office/drawing/2016/ink" xmlns:am3d="http://schemas.microsoft.com/office/drawing/2017/model3d" xmlns:oel="http://schemas.microsoft.com/office/2019/extlst" xmlns:r="http://schemas.openxmlformats.org/officeDocument/2006/relationships" xmlns:wp14="http://schemas.microsoft.com/office/word/2010/wordprocessingDrawing" xmlns:wp="http://schemas.openxmlformats.org/drawingml/2006/wordprocessingDrawing" xmlns:wpg="http://schemas.microsoft.com/office/word/2010/wordprocessingGroup" xmlns:wpi="http://schemas.microsoft.com/office/word/2010/wordprocessingInk" xmlns:wps="http://schemas.microsoft.com/office/word/2010/wordprocessingShape" xmlns:o="urn:schemas-microsoft-com:office:office" xmlns:v="urn:schemas-microsoft-com:vml" xmlns:w10="urn:schemas-microsoft-com:office:word" xmlns:w="http://schemas.openxmlformats.org/wordprocessingml/2006/main" xmlns:w14="http://schemas.microsoft.com/office/word/2010/wordml" xmlns:w15="http://schemas.microsoft.com/office/word/2012/wordml" xmlns:w16cei="http://schemas.microsoft.com/office/word/2026/wordml/cei" xmlns:w16cex="http://schemas.microsoft.com/office/word/2018/wordml/cex" xmlns:w16cid="http://schemas.microsoft.com/office/word/2016/wordml/cid" xmlns:w16="http://schemas.microsoft.com/office/word/2018/wordml" xmlns:w16sdtdh="http://schemas.microsoft.com/office/word/2020/wordml/sdtdatahash" xmlns:w16sdtfl="http://schemas.microsoft.com/office/word/2024/wordml/sdtformatlock" xmlns:w16se="http://schemas.microsoft.com/office/word/2015/wordml/symex" xmlns:w16du="http://schemas.microsoft.com/office/word/2023/wordml/word16du" xmlns:wne="http://schemas.microsoft.com/office/word/2006/wordml" mc:Ignorable="w14 w15 w16se w16cid w16 w16cex w16sdtdh w16sdtfl w16du wp14">
   <w:endnote w:type="separator" w:id="-1">
     <w:p>
       <w:pPr>
@@ -13565,7 +13599,7 @@
 </file>
 
 <file path=word/footer1.xml><?xml version="1.0" encoding="utf-8"?>
-<w:ftr xmlns:wpc="http://schemas.microsoft.com/office/word/2010/wordprocessingCanvas" xmlns:cx="http://schemas.microsoft.com/office/drawing/2014/chartex" xmlns:cx1="http://schemas.microsoft.com/office/drawing/2015/9/8/chartex" xmlns:cx2="http://schemas.microsoft.com/office/drawing/2015/10/21/chartex" xmlns:cx3="http://schemas.microsoft.com/office/drawing/2016/5/9/chartex" xmlns:cx4="http://schemas.microsoft.com/office/drawing/2016/5/10/chartex" xmlns:cx5="http://schemas.microsoft.com/office/drawing/2016/5/11/chartex" xmlns:cx6="http://schemas.microsoft.com/office/drawing/2016/5/12/chartex" xmlns:cx7="http://schemas.microsoft.com/office/drawing/2016/5/13/chartex" xmlns:cx8="http://schemas.microsoft.com/office/drawing/2016/5/14/chartex" xmlns:mc="http://schemas.openxmlformats.org/markup-compatibility/2006" xmlns:aink="http://schemas.microsoft.com/office/drawing/2016/ink" xmlns:am3d="http://schemas.microsoft.com/office/drawing/2017/model3d" xmlns:o="urn:schemas-microsoft-com:office:office" xmlns:oel="http://schemas.microsoft.com/office/2019/extlst" xmlns:r="http://schemas.openxmlformats.org/officeDocument/2006/relationships" xmlns:m="http://schemas.openxmlformats.org/officeDocument/2006/math" xmlns:v="urn:schemas-microsoft-com:vml" xmlns:wp14="http://schemas.microsoft.com/office/word/2010/wordprocessingDrawing" xmlns:wp="http://schemas.openxmlformats.org/drawingml/2006/wordprocessingDrawing" xmlns:w10="urn:schemas-microsoft-com:office:word" xmlns:w="http://schemas.openxmlformats.org/wordprocessingml/2006/main" xmlns:w14="http://schemas.microsoft.com/office/word/2010/wordml" xmlns:w15="http://schemas.microsoft.com/office/word/2012/wordml" xmlns:w16cex="http://schemas.microsoft.com/office/word/2018/wordml/cex" xmlns:w16cid="http://schemas.microsoft.com/office/word/2016/wordml/cid" xmlns:w16="http://schemas.microsoft.com/office/word/2018/wordml" xmlns:w16du="http://schemas.microsoft.com/office/word/2023/wordml/word16du" xmlns:w16sdtdh="http://schemas.microsoft.com/office/word/2020/wordml/sdtdatahash" xmlns:w16sdtfl="http://schemas.microsoft.com/office/word/2024/wordml/sdtformatlock" xmlns:w16se="http://schemas.microsoft.com/office/word/2015/wordml/symex" xmlns:wpg="http://schemas.microsoft.com/office/word/2010/wordprocessingGroup" xmlns:wpi="http://schemas.microsoft.com/office/word/2010/wordprocessingInk" xmlns:wne="http://schemas.microsoft.com/office/word/2006/wordml" xmlns:wps="http://schemas.microsoft.com/office/word/2010/wordprocessingShape" mc:Ignorable="w14 w15 w16se w16cid w16 w16cex w16sdtdh w16sdtfl w16du wp14">
+<w:ftr xmlns:wpc="http://schemas.microsoft.com/office/word/2010/wordprocessingCanvas" xmlns:cx="http://schemas.microsoft.com/office/drawing/2014/chartex" xmlns:cx1="http://schemas.microsoft.com/office/drawing/2015/9/8/chartex" xmlns:cx2="http://schemas.microsoft.com/office/drawing/2015/10/21/chartex" xmlns:cx3="http://schemas.microsoft.com/office/drawing/2016/5/9/chartex" xmlns:cx4="http://schemas.microsoft.com/office/drawing/2016/5/10/chartex" xmlns:cx5="http://schemas.microsoft.com/office/drawing/2016/5/11/chartex" xmlns:cx6="http://schemas.microsoft.com/office/drawing/2016/5/12/chartex" xmlns:cx7="http://schemas.microsoft.com/office/drawing/2016/5/13/chartex" xmlns:cx8="http://schemas.microsoft.com/office/drawing/2016/5/14/chartex" xmlns:mc="http://schemas.openxmlformats.org/markup-compatibility/2006" xmlns:m="http://schemas.openxmlformats.org/officeDocument/2006/math" xmlns:aink="http://schemas.microsoft.com/office/drawing/2016/ink" xmlns:am3d="http://schemas.microsoft.com/office/drawing/2017/model3d" xmlns:oel="http://schemas.microsoft.com/office/2019/extlst" xmlns:r="http://schemas.openxmlformats.org/officeDocument/2006/relationships" xmlns:wp14="http://schemas.microsoft.com/office/word/2010/wordprocessingDrawing" xmlns:wp="http://schemas.openxmlformats.org/drawingml/2006/wordprocessingDrawing" xmlns:wpg="http://schemas.microsoft.com/office/word/2010/wordprocessingGroup" xmlns:wpi="http://schemas.microsoft.com/office/word/2010/wordprocessingInk" xmlns:wps="http://schemas.microsoft.com/office/word/2010/wordprocessingShape" xmlns:o="urn:schemas-microsoft-com:office:office" xmlns:v="urn:schemas-microsoft-com:vml" xmlns:w10="urn:schemas-microsoft-com:office:word" xmlns:w="http://schemas.openxmlformats.org/wordprocessingml/2006/main" xmlns:w14="http://schemas.microsoft.com/office/word/2010/wordml" xmlns:w15="http://schemas.microsoft.com/office/word/2012/wordml" xmlns:w16cei="http://schemas.microsoft.com/office/word/2026/wordml/cei" xmlns:w16cex="http://schemas.microsoft.com/office/word/2018/wordml/cex" xmlns:w16cid="http://schemas.microsoft.com/office/word/2016/wordml/cid" xmlns:w16="http://schemas.microsoft.com/office/word/2018/wordml" xmlns:w16sdtdh="http://schemas.microsoft.com/office/word/2020/wordml/sdtdatahash" xmlns:w16sdtfl="http://schemas.microsoft.com/office/word/2024/wordml/sdtformatlock" xmlns:w16se="http://schemas.microsoft.com/office/word/2015/wordml/symex" xmlns:w16du="http://schemas.microsoft.com/office/word/2023/wordml/word16du" xmlns:wne="http://schemas.microsoft.com/office/word/2006/wordml" mc:Ignorable="w14 w15 w16se w16cid w16 w16cex w16sdtdh w16sdtfl w16du wp14">
   <w:p>
     <w:pPr>
       <w:pStyle w:val="Voettekst"/>
@@ -13622,7 +13656,7 @@
 </file>
 
 <file path=word/footnotes.xml><?xml version="1.0" encoding="utf-8"?>
-<w:footnotes xmlns:wpc="http://schemas.microsoft.com/office/word/2010/wordprocessingCanvas" xmlns:cx="http://schemas.microsoft.com/office/drawing/2014/chartex" xmlns:cx1="http://schemas.microsoft.com/office/drawing/2015/9/8/chartex" xmlns:cx2="http://schemas.microsoft.com/office/drawing/2015/10/21/chartex" xmlns:cx3="http://schemas.microsoft.com/office/drawing/2016/5/9/chartex" xmlns:cx4="http://schemas.microsoft.com/office/drawing/2016/5/10/chartex" xmlns:cx5="http://schemas.microsoft.com/office/drawing/2016/5/11/chartex" xmlns:cx6="http://schemas.microsoft.com/office/drawing/2016/5/12/chartex" xmlns:cx7="http://schemas.microsoft.com/office/drawing/2016/5/13/chartex" xmlns:cx8="http://schemas.microsoft.com/office/drawing/2016/5/14/chartex" xmlns:mc="http://schemas.openxmlformats.org/markup-compatibility/2006" xmlns:aink="http://schemas.microsoft.com/office/drawing/2016/ink" xmlns:am3d="http://schemas.microsoft.com/office/drawing/2017/model3d" xmlns:o="urn:schemas-microsoft-com:office:office" xmlns:oel="http://schemas.microsoft.com/office/2019/extlst" xmlns:r="http://schemas.openxmlformats.org/officeDocument/2006/relationships" xmlns:m="http://schemas.openxmlformats.org/officeDocument/2006/math" xmlns:v="urn:schemas-microsoft-com:vml" xmlns:wp14="http://schemas.microsoft.com/office/word/2010/wordprocessingDrawing" xmlns:wp="http://schemas.openxmlformats.org/drawingml/2006/wordprocessingDrawing" xmlns:w10="urn:schemas-microsoft-com:office:word" xmlns:w="http://schemas.openxmlformats.org/wordprocessingml/2006/main" xmlns:w14="http://schemas.microsoft.com/office/word/2010/wordml" xmlns:w15="http://schemas.microsoft.com/office/word/2012/wordml" xmlns:w16cex="http://schemas.microsoft.com/office/word/2018/wordml/cex" xmlns:w16cid="http://schemas.microsoft.com/office/word/2016/wordml/cid" xmlns:w16="http://schemas.microsoft.com/office/word/2018/wordml" xmlns:w16du="http://schemas.microsoft.com/office/word/2023/wordml/word16du" xmlns:w16sdtdh="http://schemas.microsoft.com/office/word/2020/wordml/sdtdatahash" xmlns:w16sdtfl="http://schemas.microsoft.com/office/word/2024/wordml/sdtformatlock" xmlns:w16se="http://schemas.microsoft.com/office/word/2015/wordml/symex" xmlns:wpg="http://schemas.microsoft.com/office/word/2010/wordprocessingGroup" xmlns:wpi="http://schemas.microsoft.com/office/word/2010/wordprocessingInk" xmlns:wne="http://schemas.microsoft.com/office/word/2006/wordml" xmlns:wps="http://schemas.microsoft.com/office/word/2010/wordprocessingShape" mc:Ignorable="w14 w15 w16se w16cid w16 w16cex w16sdtdh w16sdtfl w16du wp14">
+<w:footnotes xmlns:wpc="http://schemas.microsoft.com/office/word/2010/wordprocessingCanvas" xmlns:cx="http://schemas.microsoft.com/office/drawing/2014/chartex" xmlns:cx1="http://schemas.microsoft.com/office/drawing/2015/9/8/chartex" xmlns:cx2="http://schemas.microsoft.com/office/drawing/2015/10/21/chartex" xmlns:cx3="http://schemas.microsoft.com/office/drawing/2016/5/9/chartex" xmlns:cx4="http://schemas.microsoft.com/office/drawing/2016/5/10/chartex" xmlns:cx5="http://schemas.microsoft.com/office/drawing/2016/5/11/chartex" xmlns:cx6="http://schemas.microsoft.com/office/drawing/2016/5/12/chartex" xmlns:cx7="http://schemas.microsoft.com/office/drawing/2016/5/13/chartex" xmlns:cx8="http://schemas.microsoft.com/office/drawing/2016/5/14/chartex" xmlns:mc="http://schemas.openxmlformats.org/markup-compatibility/2006" xmlns:m="http://schemas.openxmlformats.org/officeDocument/2006/math" xmlns:aink="http://schemas.microsoft.com/office/drawing/2016/ink" xmlns:am3d="http://schemas.microsoft.com/office/drawing/2017/model3d" xmlns:oel="http://schemas.microsoft.com/office/2019/extlst" xmlns:r="http://schemas.openxmlformats.org/officeDocument/2006/relationships" xmlns:wp14="http://schemas.microsoft.com/office/word/2010/wordprocessingDrawing" xmlns:wp="http://schemas.openxmlformats.org/drawingml/2006/wordprocessingDrawing" xmlns:wpg="http://schemas.microsoft.com/office/word/2010/wordprocessingGroup" xmlns:wpi="http://schemas.microsoft.com/office/word/2010/wordprocessingInk" xmlns:wps="http://schemas.microsoft.com/office/word/2010/wordprocessingShape" xmlns:o="urn:schemas-microsoft-com:office:office" xmlns:v="urn:schemas-microsoft-com:vml" xmlns:w10="urn:schemas-microsoft-com:office:word" xmlns:w="http://schemas.openxmlformats.org/wordprocessingml/2006/main" xmlns:w14="http://schemas.microsoft.com/office/word/2010/wordml" xmlns:w15="http://schemas.microsoft.com/office/word/2012/wordml" xmlns:w16cei="http://schemas.microsoft.com/office/word/2026/wordml/cei" xmlns:w16cex="http://schemas.microsoft.com/office/word/2018/wordml/cex" xmlns:w16cid="http://schemas.microsoft.com/office/word/2016/wordml/cid" xmlns:w16="http://schemas.microsoft.com/office/word/2018/wordml" xmlns:w16sdtdh="http://schemas.microsoft.com/office/word/2020/wordml/sdtdatahash" xmlns:w16sdtfl="http://schemas.microsoft.com/office/word/2024/wordml/sdtformatlock" xmlns:w16se="http://schemas.microsoft.com/office/word/2015/wordml/symex" xmlns:w16du="http://schemas.microsoft.com/office/word/2023/wordml/word16du" xmlns:wne="http://schemas.microsoft.com/office/word/2006/wordml" mc:Ignorable="w14 w15 w16se w16cid w16 w16cex w16sdtdh w16sdtfl w16du wp14">
   <w:footnote w:type="separator" w:id="-1">
     <w:p>
       <w:pPr>
@@ -13647,7 +13681,7 @@
 </file>
 
 <file path=word/header1.xml><?xml version="1.0" encoding="utf-8"?>
-<w:hdr xmlns:wpc="http://schemas.microsoft.com/office/word/2010/wordprocessingCanvas" xmlns:cx="http://schemas.microsoft.com/office/drawing/2014/chartex" xmlns:cx1="http://schemas.microsoft.com/office/drawing/2015/9/8/chartex" xmlns:cx2="http://schemas.microsoft.com/office/drawing/2015/10/21/chartex" xmlns:cx3="http://schemas.microsoft.com/office/drawing/2016/5/9/chartex" xmlns:cx4="http://schemas.microsoft.com/office/drawing/2016/5/10/chartex" xmlns:cx5="http://schemas.microsoft.com/office/drawing/2016/5/11/chartex" xmlns:cx6="http://schemas.microsoft.com/office/drawing/2016/5/12/chartex" xmlns:cx7="http://schemas.microsoft.com/office/drawing/2016/5/13/chartex" xmlns:cx8="http://schemas.microsoft.com/office/drawing/2016/5/14/chartex" xmlns:mc="http://schemas.openxmlformats.org/markup-compatibility/2006" xmlns:aink="http://schemas.microsoft.com/office/drawing/2016/ink" xmlns:am3d="http://schemas.microsoft.com/office/drawing/2017/model3d" xmlns:o="urn:schemas-microsoft-com:office:office" xmlns:oel="http://schemas.microsoft.com/office/2019/extlst" xmlns:r="http://schemas.openxmlformats.org/officeDocument/2006/relationships" xmlns:m="http://schemas.openxmlformats.org/officeDocument/2006/math" xmlns:v="urn:schemas-microsoft-com:vml" xmlns:wp14="http://schemas.microsoft.com/office/word/2010/wordprocessingDrawing" xmlns:wp="http://schemas.openxmlformats.org/drawingml/2006/wordprocessingDrawing" xmlns:w10="urn:schemas-microsoft-com:office:word" xmlns:w="http://schemas.openxmlformats.org/wordprocessingml/2006/main" xmlns:w14="http://schemas.microsoft.com/office/word/2010/wordml" xmlns:w15="http://schemas.microsoft.com/office/word/2012/wordml" xmlns:w16cex="http://schemas.microsoft.com/office/word/2018/wordml/cex" xmlns:w16cid="http://schemas.microsoft.com/office/word/2016/wordml/cid" xmlns:w16="http://schemas.microsoft.com/office/word/2018/wordml" xmlns:w16du="http://schemas.microsoft.com/office/word/2023/wordml/word16du" xmlns:w16sdtdh="http://schemas.microsoft.com/office/word/2020/wordml/sdtdatahash" xmlns:w16sdtfl="http://schemas.microsoft.com/office/word/2024/wordml/sdtformatlock" xmlns:w16se="http://schemas.microsoft.com/office/word/2015/wordml/symex" xmlns:wpg="http://schemas.microsoft.com/office/word/2010/wordprocessingGroup" xmlns:wpi="http://schemas.microsoft.com/office/word/2010/wordprocessingInk" xmlns:wne="http://schemas.microsoft.com/office/word/2006/wordml" xmlns:wps="http://schemas.microsoft.com/office/word/2010/wordprocessingShape" mc:Ignorable="w14 w15 w16se w16cid w16 w16cex w16sdtdh w16sdtfl w16du wp14">
+<w:hdr xmlns:wpc="http://schemas.microsoft.com/office/word/2010/wordprocessingCanvas" xmlns:cx="http://schemas.microsoft.com/office/drawing/2014/chartex" xmlns:cx1="http://schemas.microsoft.com/office/drawing/2015/9/8/chartex" xmlns:cx2="http://schemas.microsoft.com/office/drawing/2015/10/21/chartex" xmlns:cx3="http://schemas.microsoft.com/office/drawing/2016/5/9/chartex" xmlns:cx4="http://schemas.microsoft.com/office/drawing/2016/5/10/chartex" xmlns:cx5="http://schemas.microsoft.com/office/drawing/2016/5/11/chartex" xmlns:cx6="http://schemas.microsoft.com/office/drawing/2016/5/12/chartex" xmlns:cx7="http://schemas.microsoft.com/office/drawing/2016/5/13/chartex" xmlns:cx8="http://schemas.microsoft.com/office/drawing/2016/5/14/chartex" xmlns:mc="http://schemas.openxmlformats.org/markup-compatibility/2006" xmlns:m="http://schemas.openxmlformats.org/officeDocument/2006/math" xmlns:aink="http://schemas.microsoft.com/office/drawing/2016/ink" xmlns:am3d="http://schemas.microsoft.com/office/drawing/2017/model3d" xmlns:oel="http://schemas.microsoft.com/office/2019/extlst" xmlns:r="http://schemas.openxmlformats.org/officeDocument/2006/relationships" xmlns:wp14="http://schemas.microsoft.com/office/word/2010/wordprocessingDrawing" xmlns:wp="http://schemas.openxmlformats.org/drawingml/2006/wordprocessingDrawing" xmlns:wpg="http://schemas.microsoft.com/office/word/2010/wordprocessingGroup" xmlns:wpi="http://schemas.microsoft.com/office/word/2010/wordprocessingInk" xmlns:wps="http://schemas.microsoft.com/office/word/2010/wordprocessingShape" xmlns:o="urn:schemas-microsoft-com:office:office" xmlns:v="urn:schemas-microsoft-com:vml" xmlns:w10="urn:schemas-microsoft-com:office:word" xmlns:w="http://schemas.openxmlformats.org/wordprocessingml/2006/main" xmlns:w14="http://schemas.microsoft.com/office/word/2010/wordml" xmlns:w15="http://schemas.microsoft.com/office/word/2012/wordml" xmlns:w16cei="http://schemas.microsoft.com/office/word/2026/wordml/cei" xmlns:w16cex="http://schemas.microsoft.com/office/word/2018/wordml/cex" xmlns:w16cid="http://schemas.microsoft.com/office/word/2016/wordml/cid" xmlns:w16="http://schemas.microsoft.com/office/word/2018/wordml" xmlns:w16sdtdh="http://schemas.microsoft.com/office/word/2020/wordml/sdtdatahash" xmlns:w16sdtfl="http://schemas.microsoft.com/office/word/2024/wordml/sdtformatlock" xmlns:w16se="http://schemas.microsoft.com/office/word/2015/wordml/symex" xmlns:w16du="http://schemas.microsoft.com/office/word/2023/wordml/word16du" xmlns:wne="http://schemas.microsoft.com/office/word/2006/wordml" mc:Ignorable="w14 w15 w16se w16cid w16 w16cex w16sdtdh w16sdtfl w16du wp14">
   <w:p>
     <w:pPr>
       <w:pStyle w:val="Koptekst"/>
@@ -13684,7 +13718,7 @@
 </file>
 
 <file path=word/header2.xml><?xml version="1.0" encoding="utf-8"?>
-<w:hdr xmlns:wpc="http://schemas.microsoft.com/office/word/2010/wordprocessingCanvas" xmlns:cx="http://schemas.microsoft.com/office/drawing/2014/chartex" xmlns:cx1="http://schemas.microsoft.com/office/drawing/2015/9/8/chartex" xmlns:cx2="http://schemas.microsoft.com/office/drawing/2015/10/21/chartex" xmlns:cx3="http://schemas.microsoft.com/office/drawing/2016/5/9/chartex" xmlns:cx4="http://schemas.microsoft.com/office/drawing/2016/5/10/chartex" xmlns:cx5="http://schemas.microsoft.com/office/drawing/2016/5/11/chartex" xmlns:cx6="http://schemas.microsoft.com/office/drawing/2016/5/12/chartex" xmlns:cx7="http://schemas.microsoft.com/office/drawing/2016/5/13/chartex" xmlns:cx8="http://schemas.microsoft.com/office/drawing/2016/5/14/chartex" xmlns:mc="http://schemas.openxmlformats.org/markup-compatibility/2006" xmlns:aink="http://schemas.microsoft.com/office/drawing/2016/ink" xmlns:am3d="http://schemas.microsoft.com/office/drawing/2017/model3d" xmlns:o="urn:schemas-microsoft-com:office:office" xmlns:oel="http://schemas.microsoft.com/office/2019/extlst" xmlns:r="http://schemas.openxmlformats.org/officeDocument/2006/relationships" xmlns:m="http://schemas.openxmlformats.org/officeDocument/2006/math" xmlns:v="urn:schemas-microsoft-com:vml" xmlns:wp14="http://schemas.microsoft.com/office/word/2010/wordprocessingDrawing" xmlns:wp="http://schemas.openxmlformats.org/drawingml/2006/wordprocessingDrawing" xmlns:w10="urn:schemas-microsoft-com:office:word" xmlns:w="http://schemas.openxmlformats.org/wordprocessingml/2006/main" xmlns:w14="http://schemas.microsoft.com/office/word/2010/wordml" xmlns:w15="http://schemas.microsoft.com/office/word/2012/wordml" xmlns:w16cex="http://schemas.microsoft.com/office/word/2018/wordml/cex" xmlns:w16cid="http://schemas.microsoft.com/office/word/2016/wordml/cid" xmlns:w16="http://schemas.microsoft.com/office/word/2018/wordml" xmlns:w16du="http://schemas.microsoft.com/office/word/2023/wordml/word16du" xmlns:w16sdtdh="http://schemas.microsoft.com/office/word/2020/wordml/sdtdatahash" xmlns:w16sdtfl="http://schemas.microsoft.com/office/word/2024/wordml/sdtformatlock" xmlns:w16se="http://schemas.microsoft.com/office/word/2015/wordml/symex" xmlns:wpg="http://schemas.microsoft.com/office/word/2010/wordprocessingGroup" xmlns:wpi="http://schemas.microsoft.com/office/word/2010/wordprocessingInk" xmlns:wne="http://schemas.microsoft.com/office/word/2006/wordml" xmlns:wps="http://schemas.microsoft.com/office/word/2010/wordprocessingShape" mc:Ignorable="w14 w15 w16se w16cid w16 w16cex w16sdtdh w16sdtfl w16du wp14">
+<w:hdr xmlns:wpc="http://schemas.microsoft.com/office/word/2010/wordprocessingCanvas" xmlns:cx="http://schemas.microsoft.com/office/drawing/2014/chartex" xmlns:cx1="http://schemas.microsoft.com/office/drawing/2015/9/8/chartex" xmlns:cx2="http://schemas.microsoft.com/office/drawing/2015/10/21/chartex" xmlns:cx3="http://schemas.microsoft.com/office/drawing/2016/5/9/chartex" xmlns:cx4="http://schemas.microsoft.com/office/drawing/2016/5/10/chartex" xmlns:cx5="http://schemas.microsoft.com/office/drawing/2016/5/11/chartex" xmlns:cx6="http://schemas.microsoft.com/office/drawing/2016/5/12/chartex" xmlns:cx7="http://schemas.microsoft.com/office/drawing/2016/5/13/chartex" xmlns:cx8="http://schemas.microsoft.com/office/drawing/2016/5/14/chartex" xmlns:mc="http://schemas.openxmlformats.org/markup-compatibility/2006" xmlns:m="http://schemas.openxmlformats.org/officeDocument/2006/math" xmlns:aink="http://schemas.microsoft.com/office/drawing/2016/ink" xmlns:am3d="http://schemas.microsoft.com/office/drawing/2017/model3d" xmlns:oel="http://schemas.microsoft.com/office/2019/extlst" xmlns:r="http://schemas.openxmlformats.org/officeDocument/2006/relationships" xmlns:wp14="http://schemas.microsoft.com/office/word/2010/wordprocessingDrawing" xmlns:wp="http://schemas.openxmlformats.org/drawingml/2006/wordprocessingDrawing" xmlns:wpg="http://schemas.microsoft.com/office/word/2010/wordprocessingGroup" xmlns:wpi="http://schemas.microsoft.com/office/word/2010/wordprocessingInk" xmlns:wps="http://schemas.microsoft.com/office/word/2010/wordprocessingShape" xmlns:o="urn:schemas-microsoft-com:office:office" xmlns:v="urn:schemas-microsoft-com:vml" xmlns:w10="urn:schemas-microsoft-com:office:word" xmlns:w="http://schemas.openxmlformats.org/wordprocessingml/2006/main" xmlns:w14="http://schemas.microsoft.com/office/word/2010/wordml" xmlns:w15="http://schemas.microsoft.com/office/word/2012/wordml" xmlns:w16cei="http://schemas.microsoft.com/office/word/2026/wordml/cei" xmlns:w16cex="http://schemas.microsoft.com/office/word/2018/wordml/cex" xmlns:w16cid="http://schemas.microsoft.com/office/word/2016/wordml/cid" xmlns:w16="http://schemas.microsoft.com/office/word/2018/wordml" xmlns:w16sdtdh="http://schemas.microsoft.com/office/word/2020/wordml/sdtdatahash" xmlns:w16sdtfl="http://schemas.microsoft.com/office/word/2024/wordml/sdtformatlock" xmlns:w16se="http://schemas.microsoft.com/office/word/2015/wordml/symex" xmlns:w16du="http://schemas.microsoft.com/office/word/2023/wordml/word16du" xmlns:wne="http://schemas.microsoft.com/office/word/2006/wordml" mc:Ignorable="w14 w15 w16se w16cid w16 w16cex w16sdtdh w16sdtfl w16du wp14">
   <w:p>
     <w:pPr>
       <w:pStyle w:val="Koptekst"/>
@@ -13744,7 +13778,7 @@
 </file>
 
 <file path=word/numbering.xml><?xml version="1.0" encoding="utf-8"?>
-<w:numbering xmlns:wpc="http://schemas.microsoft.com/office/word/2010/wordprocessingCanvas" xmlns:cx="http://schemas.microsoft.com/office/drawing/2014/chartex" xmlns:cx1="http://schemas.microsoft.com/office/drawing/2015/9/8/chartex" xmlns:cx2="http://schemas.microsoft.com/office/drawing/2015/10/21/chartex" xmlns:cx3="http://schemas.microsoft.com/office/drawing/2016/5/9/chartex" xmlns:cx4="http://schemas.microsoft.com/office/drawing/2016/5/10/chartex" xmlns:cx5="http://schemas.microsoft.com/office/drawing/2016/5/11/chartex" xmlns:cx6="http://schemas.microsoft.com/office/drawing/2016/5/12/chartex" xmlns:cx7="http://schemas.microsoft.com/office/drawing/2016/5/13/chartex" xmlns:cx8="http://schemas.microsoft.com/office/drawing/2016/5/14/chartex" xmlns:mc="http://schemas.openxmlformats.org/markup-compatibility/2006" xmlns:aink="http://schemas.microsoft.com/office/drawing/2016/ink" xmlns:am3d="http://schemas.microsoft.com/office/drawing/2017/model3d" xmlns:o="urn:schemas-microsoft-com:office:office" xmlns:oel="http://schemas.microsoft.com/office/2019/extlst" xmlns:r="http://schemas.openxmlformats.org/officeDocument/2006/relationships" xmlns:m="http://schemas.openxmlformats.org/officeDocument/2006/math" xmlns:v="urn:schemas-microsoft-com:vml" xmlns:wp14="http://schemas.microsoft.com/office/word/2010/wordprocessingDrawing" xmlns:wp="http://schemas.openxmlformats.org/drawingml/2006/wordprocessingDrawing" xmlns:w10="urn:schemas-microsoft-com:office:word" xmlns:w="http://schemas.openxmlformats.org/wordprocessingml/2006/main" xmlns:w14="http://schemas.microsoft.com/office/word/2010/wordml" xmlns:w15="http://schemas.microsoft.com/office/word/2012/wordml" xmlns:w16cex="http://schemas.microsoft.com/office/word/2018/wordml/cex" xmlns:w16cid="http://schemas.microsoft.com/office/word/2016/wordml/cid" xmlns:w16="http://schemas.microsoft.com/office/word/2018/wordml" xmlns:w16du="http://schemas.microsoft.com/office/word/2023/wordml/word16du" xmlns:w16sdtdh="http://schemas.microsoft.com/office/word/2020/wordml/sdtdatahash" xmlns:w16sdtfl="http://schemas.microsoft.com/office/word/2024/wordml/sdtformatlock" xmlns:w16se="http://schemas.microsoft.com/office/word/2015/wordml/symex" xmlns:wpg="http://schemas.microsoft.com/office/word/2010/wordprocessingGroup" xmlns:wpi="http://schemas.microsoft.com/office/word/2010/wordprocessingInk" xmlns:wne="http://schemas.microsoft.com/office/word/2006/wordml" xmlns:wps="http://schemas.microsoft.com/office/word/2010/wordprocessingShape" mc:Ignorable="w14 w15 w16se w16cid w16 w16cex w16sdtdh w16sdtfl w16du wp14">
+<w:numbering xmlns:wpc="http://schemas.microsoft.com/office/word/2010/wordprocessingCanvas" xmlns:cx="http://schemas.microsoft.com/office/drawing/2014/chartex" xmlns:cx1="http://schemas.microsoft.com/office/drawing/2015/9/8/chartex" xmlns:cx2="http://schemas.microsoft.com/office/drawing/2015/10/21/chartex" xmlns:cx3="http://schemas.microsoft.com/office/drawing/2016/5/9/chartex" xmlns:cx4="http://schemas.microsoft.com/office/drawing/2016/5/10/chartex" xmlns:cx5="http://schemas.microsoft.com/office/drawing/2016/5/11/chartex" xmlns:cx6="http://schemas.microsoft.com/office/drawing/2016/5/12/chartex" xmlns:cx7="http://schemas.microsoft.com/office/drawing/2016/5/13/chartex" xmlns:cx8="http://schemas.microsoft.com/office/drawing/2016/5/14/chartex" xmlns:mc="http://schemas.openxmlformats.org/markup-compatibility/2006" xmlns:m="http://schemas.openxmlformats.org/officeDocument/2006/math" xmlns:aink="http://schemas.microsoft.com/office/drawing/2016/ink" xmlns:am3d="http://schemas.microsoft.com/office/drawing/2017/model3d" xmlns:oel="http://schemas.microsoft.com/office/2019/extlst" xmlns:r="http://schemas.openxmlformats.org/officeDocument/2006/relationships" xmlns:wp14="http://schemas.microsoft.com/office/word/2010/wordprocessingDrawing" xmlns:wp="http://schemas.openxmlformats.org/drawingml/2006/wordprocessingDrawing" xmlns:wpg="http://schemas.microsoft.com/office/word/2010/wordprocessingGroup" xmlns:wpi="http://schemas.microsoft.com/office/word/2010/wordprocessingInk" xmlns:wps="http://schemas.microsoft.com/office/word/2010/wordprocessingShape" xmlns:o="urn:schemas-microsoft-com:office:office" xmlns:v="urn:schemas-microsoft-com:vml" xmlns:w10="urn:schemas-microsoft-com:office:word" xmlns:w="http://schemas.openxmlformats.org/wordprocessingml/2006/main" xmlns:w14="http://schemas.microsoft.com/office/word/2010/wordml" xmlns:w15="http://schemas.microsoft.com/office/word/2012/wordml" xmlns:w16cei="http://schemas.microsoft.com/office/word/2026/wordml/cei" xmlns:w16cex="http://schemas.microsoft.com/office/word/2018/wordml/cex" xmlns:w16cid="http://schemas.microsoft.com/office/word/2016/wordml/cid" xmlns:w16="http://schemas.microsoft.com/office/word/2018/wordml" xmlns:w16sdtdh="http://schemas.microsoft.com/office/word/2020/wordml/sdtdatahash" xmlns:w16sdtfl="http://schemas.microsoft.com/office/word/2024/wordml/sdtformatlock" xmlns:w16se="http://schemas.microsoft.com/office/word/2015/wordml/symex" xmlns:w16du="http://schemas.microsoft.com/office/word/2023/wordml/word16du" xmlns:wne="http://schemas.microsoft.com/office/word/2006/wordml" mc:Ignorable="w14 w15 w16se w16cid w16 w16cex w16sdtdh w16sdtfl w16du wp14">
   <w:abstractNum w:abstractNumId="0" w15:restartNumberingAfterBreak="0">
     <w:nsid w:val="50FD319D"/>
     <w:multiLevelType w:val="hybridMultilevel"/>
@@ -13865,7 +13899,7 @@
 </file>
 
 <file path=word/styles.xml><?xml version="1.0" encoding="utf-8"?>
-<w:styles xmlns:mc="http://schemas.openxmlformats.org/markup-compatibility/2006" xmlns:r="http://schemas.openxmlformats.org/officeDocument/2006/relationships" xmlns:w="http://schemas.openxmlformats.org/wordprocessingml/2006/main" xmlns:w14="http://schemas.microsoft.com/office/word/2010/wordml" xmlns:w15="http://schemas.microsoft.com/office/word/2012/wordml" xmlns:w16cex="http://schemas.microsoft.com/office/word/2018/wordml/cex" xmlns:w16cid="http://schemas.microsoft.com/office/word/2016/wordml/cid" xmlns:w16="http://schemas.microsoft.com/office/word/2018/wordml" xmlns:w16du="http://schemas.microsoft.com/office/word/2023/wordml/word16du" xmlns:w16sdtdh="http://schemas.microsoft.com/office/word/2020/wordml/sdtdatahash" xmlns:w16sdtfl="http://schemas.microsoft.com/office/word/2024/wordml/sdtformatlock" xmlns:w16se="http://schemas.microsoft.com/office/word/2015/wordml/symex" mc:Ignorable="w14 w15 w16se w16cid w16 w16cex w16sdtdh w16sdtfl w16du">
+<w:styles xmlns:mc="http://schemas.openxmlformats.org/markup-compatibility/2006" xmlns:r="http://schemas.openxmlformats.org/officeDocument/2006/relationships" xmlns:w="http://schemas.openxmlformats.org/wordprocessingml/2006/main" xmlns:w14="http://schemas.microsoft.com/office/word/2010/wordml" xmlns:w15="http://schemas.microsoft.com/office/word/2012/wordml" xmlns:w16cex="http://schemas.microsoft.com/office/word/2018/wordml/cex" xmlns:w16cid="http://schemas.microsoft.com/office/word/2016/wordml/cid" xmlns:w16="http://schemas.microsoft.com/office/word/2018/wordml" xmlns:w16sdtdh="http://schemas.microsoft.com/office/word/2020/wordml/sdtdatahash" xmlns:w16sdtfl="http://schemas.microsoft.com/office/word/2024/wordml/sdtformatlock" xmlns:w16se="http://schemas.microsoft.com/office/word/2015/wordml/symex" xmlns:w16du="http://schemas.microsoft.com/office/word/2023/wordml/word16du" mc:Ignorable="w14 w15 w16se w16cid w16 w16cex w16sdtdh w16sdtfl w16du">
   <w:docDefaults>
     <w:rPrDefault>
       <w:rPr>

--- a/src/content/bios/Ricupero-R 2013.docx
+++ b/src/content/bios/Ricupero-R 2013.docx
@@ -307,10 +307,10 @@
           <w:lang w:val="en-GB"/>
         </w:rPr>
         <w:drawing>
-          <wp:inline distT="0" distB="0" distL="0" distR="0" wp14:anchorId="3029D9D1" wp14:editId="21B5F37B">
-            <wp:extent cx="2235942" cy="2371948"/>
-            <wp:effectExtent l="0" t="0" r="0" b="3175"/>
-            <wp:docPr id="1115438169" name="Afbeelding 1"/>
+          <wp:inline distT="0" distB="0" distL="0" distR="0" wp14:anchorId="517C76A8" wp14:editId="3A0CD668">
+            <wp:extent cx="2672030" cy="2540000"/>
+            <wp:effectExtent l="0" t="0" r="0" b="0"/>
+            <wp:docPr id="1498059972" name="Afbeelding 1"/>
             <wp:cNvGraphicFramePr>
               <a:graphicFrameLocks xmlns:a="http://schemas.openxmlformats.org/drawingml/2006/main" noChangeAspect="1"/>
             </wp:cNvGraphicFramePr>
@@ -318,7 +318,7 @@
               <a:graphicData uri="http://schemas.openxmlformats.org/drawingml/2006/picture">
                 <pic:pic xmlns:pic="http://schemas.openxmlformats.org/drawingml/2006/picture">
                   <pic:nvPicPr>
-                    <pic:cNvPr id="1115438169" name=""/>
+                    <pic:cNvPr id="1498059972" name=""/>
                     <pic:cNvPicPr/>
                   </pic:nvPicPr>
                   <pic:blipFill>
@@ -330,7 +330,7 @@
                   <pic:spPr>
                     <a:xfrm>
                       <a:off x="0" y="0"/>
-                      <a:ext cx="2240660" cy="2376953"/>
+                      <a:ext cx="2702137" cy="2568619"/>
                     </a:xfrm>
                     <a:prstGeom prst="rect">
                       <a:avLst/>
@@ -346,7 +346,6 @@
     <w:p>
       <w:pPr>
         <w:spacing w:after="0" w:line="240" w:lineRule="auto"/>
-        <w:jc w:val="both"/>
         <w:rPr>
           <w:rFonts w:ascii="Times New Roman" w:hAnsi="Times New Roman" w:cs="Times New Roman"/>
           <w:sz w:val="24"/>
@@ -391,47 +390,16 @@
           <w:szCs w:val="24"/>
           <w:lang w:val="en-GB"/>
         </w:rPr>
-        <w:t xml:space="preserve">Ricupero, 23 May 2011, </w:t>
-      </w:r>
-      <w:proofErr w:type="spellStart"/>
-      <w:r>
-        <w:rPr>
-          <w:rFonts w:ascii="Times New Roman" w:hAnsi="Times New Roman" w:cs="Times New Roman"/>
-          <w:sz w:val="24"/>
-          <w:szCs w:val="24"/>
-          <w:lang w:val="en-GB"/>
-        </w:rPr>
-        <w:t>Agência</w:t>
-      </w:r>
-      <w:proofErr w:type="spellEnd"/>
-      <w:r>
-        <w:rPr>
-          <w:rFonts w:ascii="Times New Roman" w:hAnsi="Times New Roman" w:cs="Times New Roman"/>
-          <w:sz w:val="24"/>
-          <w:szCs w:val="24"/>
-          <w:lang w:val="en-GB"/>
-        </w:rPr>
-        <w:t xml:space="preserve"> </w:t>
-      </w:r>
-      <w:proofErr w:type="spellStart"/>
-      <w:r>
-        <w:rPr>
-          <w:rFonts w:ascii="Times New Roman" w:hAnsi="Times New Roman" w:cs="Times New Roman"/>
-          <w:sz w:val="24"/>
-          <w:szCs w:val="24"/>
-          <w:lang w:val="en-GB"/>
-        </w:rPr>
-        <w:t>Senado</w:t>
-      </w:r>
-      <w:proofErr w:type="spellEnd"/>
-      <w:r>
-        <w:rPr>
-          <w:rFonts w:ascii="Times New Roman" w:hAnsi="Times New Roman" w:cs="Times New Roman"/>
-          <w:sz w:val="24"/>
-          <w:szCs w:val="24"/>
-          <w:lang w:val="en-GB"/>
-        </w:rPr>
-        <w:t>, photographer Jonas Pereira</w:t>
+        <w:t xml:space="preserve">Ricupero, </w:t>
+      </w:r>
+      <w:r>
+        <w:rPr>
+          <w:rFonts w:ascii="Times New Roman" w:hAnsi="Times New Roman" w:cs="Times New Roman"/>
+          <w:sz w:val="24"/>
+          <w:szCs w:val="24"/>
+          <w:lang w:val="en-GB"/>
+        </w:rPr>
+        <w:t>14 June 2004, Inaugural Ceremony UNCTAD in Sao Paulo, Photo UN721446, Photographer Marcos Issa</w:t>
       </w:r>
       <w:r>
         <w:rPr>
@@ -446,7 +414,6 @@
     <w:p>
       <w:pPr>
         <w:spacing w:after="0" w:line="240" w:lineRule="auto"/>
-        <w:jc w:val="both"/>
         <w:rPr>
           <w:rFonts w:ascii="Times New Roman" w:hAnsi="Times New Roman" w:cs="Times New Roman"/>
           <w:sz w:val="24"/>
@@ -1964,7 +1931,17 @@
           <w:szCs w:val="24"/>
           <w:lang w:val="en-GB"/>
         </w:rPr>
-        <w:t xml:space="preserve">did not agree with the increasingly Marxist and non-democratic </w:t>
+        <w:t xml:space="preserve">did not agree with </w:t>
+      </w:r>
+      <w:r>
+        <w:rPr>
+          <w:rFonts w:ascii="Times New Roman" w:hAnsi="Times New Roman" w:cs="Times New Roman"/>
+          <w:sz w:val="24"/>
+          <w:szCs w:val="24"/>
+          <w:lang w:val="en-GB"/>
+        </w:rPr>
+        <w:lastRenderedPageBreak/>
+        <w:t xml:space="preserve">the increasingly Marxist and non-democratic </w:t>
       </w:r>
       <w:r>
         <w:rPr>
@@ -2036,17 +2013,7 @@
           <w:szCs w:val="24"/>
           <w:lang w:val="en-GB"/>
         </w:rPr>
-        <w:t xml:space="preserve">under the influence </w:t>
-      </w:r>
-      <w:r>
-        <w:rPr>
-          <w:rFonts w:ascii="Times New Roman" w:hAnsi="Times New Roman" w:cs="Times New Roman"/>
-          <w:sz w:val="24"/>
-          <w:szCs w:val="24"/>
-          <w:lang w:val="en-GB"/>
-        </w:rPr>
-        <w:lastRenderedPageBreak/>
-        <w:t>of</w:t>
+        <w:t>under the influence of</w:t>
       </w:r>
       <w:r>
         <w:rPr>
@@ -5588,7 +5555,17 @@
           <w:szCs w:val="24"/>
           <w:lang w:val="en-GB"/>
         </w:rPr>
-        <w:t xml:space="preserve"> in 1991</w:t>
+        <w:t xml:space="preserve"> </w:t>
+      </w:r>
+      <w:r>
+        <w:rPr>
+          <w:rFonts w:ascii="Times New Roman" w:hAnsi="Times New Roman" w:cs="Times New Roman"/>
+          <w:sz w:val="24"/>
+          <w:szCs w:val="24"/>
+          <w:lang w:val="en-GB"/>
+        </w:rPr>
+        <w:lastRenderedPageBreak/>
+        <w:t>in 1991</w:t>
       </w:r>
       <w:r>
         <w:rPr>
@@ -5718,7 +5695,6 @@
           <w:szCs w:val="24"/>
           <w:lang w:val="en-GB"/>
         </w:rPr>
-        <w:lastRenderedPageBreak/>
         <w:t>In 1991</w:t>
       </w:r>
       <w:r>
@@ -8764,7 +8740,17 @@
           <w:szCs w:val="24"/>
           <w:lang w:val="en-GB"/>
         </w:rPr>
-        <w:t>ould be highlighted in analysing the impacts of trade negotiations on development, in providing developing countries the intellectual capability needed to define their own trade interests</w:t>
+        <w:t xml:space="preserve">ould be highlighted in analysing the </w:t>
+      </w:r>
+      <w:r>
+        <w:rPr>
+          <w:rFonts w:ascii="Times New Roman" w:hAnsi="Times New Roman" w:cs="Times New Roman"/>
+          <w:sz w:val="24"/>
+          <w:szCs w:val="24"/>
+          <w:lang w:val="en-GB"/>
+        </w:rPr>
+        <w:lastRenderedPageBreak/>
+        <w:t>impacts of trade negotiations on development, in providing developing countries the intellectual capability needed to define their own trade interests</w:t>
       </w:r>
       <w:r>
         <w:rPr>
@@ -8782,17 +8768,7 @@
           <w:szCs w:val="24"/>
           <w:lang w:val="en-GB"/>
         </w:rPr>
-        <w:t xml:space="preserve"> and in acquiring the negotiating skills to </w:t>
-      </w:r>
-      <w:r>
-        <w:rPr>
-          <w:rFonts w:ascii="Times New Roman" w:hAnsi="Times New Roman" w:cs="Times New Roman"/>
-          <w:sz w:val="24"/>
-          <w:szCs w:val="24"/>
-          <w:lang w:val="en-GB"/>
-        </w:rPr>
-        <w:lastRenderedPageBreak/>
-        <w:t>pursue and defend these interests</w:t>
+        <w:t xml:space="preserve"> and in acquiring the negotiating skills to pursue and defend these interests</w:t>
       </w:r>
       <w:r>
         <w:rPr>
@@ -11544,7 +11520,17 @@
           <w:szCs w:val="24"/>
           <w:lang w:val="en-GB"/>
         </w:rPr>
-        <w:t xml:space="preserve"> and International Relations</w:t>
+        <w:t xml:space="preserve"> and </w:t>
+      </w:r>
+      <w:r>
+        <w:rPr>
+          <w:rFonts w:ascii="Times New Roman" w:hAnsi="Times New Roman" w:cs="Times New Roman"/>
+          <w:sz w:val="24"/>
+          <w:szCs w:val="24"/>
+          <w:lang w:val="en-GB"/>
+        </w:rPr>
+        <w:lastRenderedPageBreak/>
+        <w:t>International Relations</w:t>
       </w:r>
       <w:r>
         <w:rPr>
@@ -11580,17 +11566,7 @@
           <w:szCs w:val="24"/>
           <w:lang w:val="en-GB"/>
         </w:rPr>
-        <w:t xml:space="preserve">in São Paulo. From 1995 he </w:t>
-      </w:r>
-      <w:r>
-        <w:rPr>
-          <w:rFonts w:ascii="Times New Roman" w:hAnsi="Times New Roman" w:cs="Times New Roman"/>
-          <w:sz w:val="24"/>
-          <w:szCs w:val="24"/>
-          <w:lang w:val="en-GB"/>
-        </w:rPr>
-        <w:lastRenderedPageBreak/>
-        <w:t xml:space="preserve">has been </w:t>
+        <w:t xml:space="preserve">in São Paulo. From 1995 he has been </w:t>
       </w:r>
       <w:r>
         <w:rPr>
